--- a/manuscript/Sadhana_Relevance_Aware_RE_ETX_VALIDATION_UPDATED.docx
+++ b/manuscript/Sadhana_Relevance_Aware_RE_ETX_VALIDATION_UPDATED.docx
@@ -11716,7 +11716,7 @@
         <w:pStyle w:val="BodyText"/>
       </w:pPr>
       <w:r>
-        <w:t>The mean within-round targeting gap is 1218.7 bits for C3, compared with 0 for C5 and 13.3 bits for C6. The paired C5→C3 and C6→C3 differences are both highly significant after Holm correction (adjusted p &lt; 10^-9). C3 also preserves 80.2% of the full 4000-bit event payload budget, compared with 43.6% for C5 and 59.2% for C6, and delivers 78.4% of the full event payload budget versus 42.8% and 58.0%, respectively. Event-report delivery probability itself is not higher for C3 than C5. These results support a precise claim: the relevance estimator directs substantially more application bits toward event-active reports, but this targeting should not be described as event-detection recall or receiver reconstruction accuracy.</w:t>
+        <w:t>The mean within-round targeting gap is 1218.7 bits for C3, compared with 0 for C5 and 13.3 bits for C6. The paired C5→C3 and C6→C3 differences are both highly significant after Holm correction (adjusted p &lt; 10^-9). C3 also preserves 80.2% of the full 4000-bit event payload budget, compared with 43.6% for C5 and 59.2% for C6, and delivers 78.4% of the full event payload budget versus 42.8% and 58.0%, respectively. Event-report delivery probability itself is not higher for C3 than C5. These results show that the relevance estimator directs substantially more application bits toward event-active reports. This measure characterises payload allocation and does not quantify detector performance or receiver-side reconstruction accuracy.</w:t>
       </w:r>
     </w:p>
     <w:p>
